--- a/racheal_cv/racheal_nabukeera_cv.docx
+++ b/racheal_cv/racheal_nabukeera_cv.docx
@@ -3020,37 +3020,6 @@
         <w:t>Luganda - Fluent</w:t>
       </w:r>
     </w:p>
-    <w:p>
-      <w:pPr>
-        <w:spacing w:before="200" w:after="80"/>
-        <w:pBdr>
-          <w:bottom w:val="single" w:sz="12" w:space="1" w:color="C9A227"/>
-        </w:pBdr>
-      </w:pPr>
-      <w:r>
-        <w:rPr>
-          <w:rFonts w:ascii="Calibri" w:hAnsi="Calibri" w:eastAsia="Calibri"/>
-          <w:b/>
-          <w:color w:val="0B3D5C"/>
-          <w:sz w:val="22"/>
-        </w:rPr>
-        <w:t>REFERENCES</w:t>
-      </w:r>
-    </w:p>
-    <w:p>
-      <w:pPr>
-        <w:spacing w:before="0" w:after="80" w:line="240" w:lineRule="auto"/>
-      </w:pPr>
-      <w:r>
-        <w:rPr>
-          <w:rFonts w:ascii="Calibri" w:hAnsi="Calibri" w:eastAsia="Calibri"/>
-          <w:b w:val="0"/>
-          <w:color w:val="1F2933"/>
-          <w:sz w:val="19"/>
-        </w:rPr>
-        <w:t>Available upon request.</w:t>
-      </w:r>
-    </w:p>
     <w:sectPr>
       <w:footerReference w:type="default" r:id="rId10"/>
       <w:pgSz w:w="11906" w:h="16838"/>

--- a/racheal_cv/racheal_nabukeera_cv.docx
+++ b/racheal_cv/racheal_nabukeera_cv.docx
@@ -81,7 +81,7 @@
                 <w:color w:val="52606D"/>
                 <w:sz w:val="18"/>
               </w:rPr>
-              <w:t>Email: info@fairbanksmedicalcentre.org</w:t>
+              <w:t>Email: info@fairbanksmedicalcentre.org | nracheal017@gmail.com</w:t>
             </w:r>
           </w:p>
           <w:p>
